--- a/samples/ocr_invoice.docx
+++ b/samples/ocr_invoice.docx
@@ -15,16 +15,45 @@
           <w:b/>
           <w:bCs/>
           <w:color w:val="FFFFFF"/>
+          <w:w w:val="103"/>
           <w:sz w:val="58"/>
           <w:szCs w:val="58"/>
           <w:rtl/>
           <w:lang w:bidi="ar-SA"/>
         </w:rPr>
-        <w:t>فاتورة ضريبية</w:t>
+        <w:t>فاتورة</w:t>
       </w:r>
       <w:r>
-        <w:drawing>
-          <wp:anchor distT="0" distB="0" distL="0" distR="0" simplePos="0" relativeHeight="0" behindDoc="1" locked="1" layoutInCell="1" allowOverlap="1">
+        <w:rPr>
+          <w:rFonts w:ascii="Noto Naskh Arabic" w:hAnsi="Noto Naskh Arabic" w:cs="Noto Naskh Arabic" w:eastAsia="Noto Naskh Arabic"/>
+          <w:b/>
+          <w:bCs/>
+          <w:color w:val="FFFFFF"/>
+          <w:spacing w:val="5"/>
+          <w:sz w:val="58"/>
+          <w:szCs w:val="58"/>
+          <w:rtl/>
+          <w:lang w:bidi="ar-SA"/>
+        </w:rPr>
+        <w:t xml:space="preserve"> </w:t>
+      </w:r>
+      <w:r>
+        <w:rPr>
+          <w:rFonts w:ascii="Noto Naskh Arabic" w:hAnsi="Noto Naskh Arabic" w:cs="Noto Naskh Arabic" w:eastAsia="Noto Naskh Arabic"/>
+          <w:b/>
+          <w:bCs/>
+          <w:color w:val="FFFFFF"/>
+          <w:w w:val="103"/>
+          <w:sz w:val="58"/>
+          <w:szCs w:val="58"/>
+          <w:rtl/>
+          <w:lang w:bidi="ar-SA"/>
+        </w:rPr>
+        <w:t>ضريبية</w:t>
+      </w:r>
+      <w:r>
+        <w:drawing xmlns:a="http://schemas.openxmlformats.org/drawingml/2006/main">
+          <wp:anchor distT="0" distB="0" distL="0" distR="0" simplePos="0" relativeHeight="1" behindDoc="1" locked="0" layoutInCell="1" allowOverlap="1">
             <wp:simplePos x="0" y="0"/>
             <wp:positionH relativeFrom="page">
               <wp:posOffset>0</wp:posOffset>
@@ -32,10 +61,92 @@
             <wp:positionV relativeFrom="page">
               <wp:posOffset>0</wp:posOffset>
             </wp:positionV>
-            <wp:extent cx="7557531" cy="10693929"/>
+            <wp:extent cx="7557531" cy="1499619"/>
             <wp:effectExtent l="0" t="0" r="0" b="0"/>
             <wp:wrapNone/>
-            <wp:docPr id="1" name="Picture 1"/>
+            <wp:docPr id="10001" name="Box 10001"/>
+            <wp:cNvGraphicFramePr/>
+            <a:graphic>
+              <a:graphicData uri="http://schemas.microsoft.com/office/word/2010/wordprocessingShape">
+                <wps:wsp>
+                  <wps:cNvSpPr/>
+                  <wps:spPr>
+                    <a:xfrm>
+                      <a:off x="0" y="0"/>
+                      <a:ext cx="7557531" cy="1499619"/>
+                    </a:xfrm>
+                    <a:prstGeom prst="rect">
+                      <a:avLst/>
+                    </a:prstGeom>
+                    <a:solidFill>
+                      <a:srgbClr val="0A5394"/>
+                    </a:solidFill>
+                    <a:ln>
+                      <a:noFill/>
+                    </a:ln>
+                  </wps:spPr>
+                  <wps:bodyPr/>
+                </wps:wsp>
+              </a:graphicData>
+            </a:graphic>
+          </wp:anchor>
+        </w:drawing>
+      </w:r>
+      <w:r>
+        <w:drawing xmlns:a="http://schemas.openxmlformats.org/drawingml/2006/main">
+          <wp:anchor distT="0" distB="0" distL="0" distR="0" simplePos="0" relativeHeight="2" behindDoc="1" locked="0" layoutInCell="1" allowOverlap="1">
+            <wp:simplePos x="0" y="0"/>
+            <wp:positionH relativeFrom="page">
+              <wp:posOffset>0</wp:posOffset>
+            </wp:positionH>
+            <wp:positionV relativeFrom="page">
+              <wp:posOffset>1501905</wp:posOffset>
+            </wp:positionV>
+            <wp:extent cx="7557531" cy="9144"/>
+            <wp:effectExtent l="0" t="0" r="0" b="0"/>
+            <wp:wrapNone/>
+            <wp:docPr id="10002" name="Line 10002"/>
+            <wp:cNvGraphicFramePr/>
+            <a:graphic>
+              <a:graphicData uri="http://schemas.microsoft.com/office/word/2010/wordprocessingShape">
+                <wps:wsp>
+                  <wps:cNvSpPr/>
+                  <wps:spPr>
+                    <a:xfrm>
+                      <a:off x="0" y="0"/>
+                      <a:ext cx="7557531" cy="9144"/>
+                    </a:xfrm>
+                    <a:prstGeom prst="rect">
+                      <a:avLst/>
+                    </a:prstGeom>
+                    <a:solidFill>
+                      <a:srgbClr val="DDE7F0"/>
+                    </a:solidFill>
+                    <a:ln>
+                      <a:noFill/>
+                    </a:ln>
+                  </wps:spPr>
+                  <wps:bodyPr/>
+                </wps:wsp>
+              </a:graphicData>
+            </a:graphic>
+          </wp:anchor>
+        </w:drawing>
+      </w:r>
+      <w:r>
+        <w:drawing>
+          <wp:anchor distT="0" distB="0" distL="0" distR="0" simplePos="0" relativeHeight="3" behindDoc="1" locked="0" layoutInCell="1" allowOverlap="1">
+            <wp:simplePos x="0" y="0"/>
+            <wp:positionH relativeFrom="page">
+              <wp:posOffset>448056</wp:posOffset>
+            </wp:positionH>
+            <wp:positionV relativeFrom="page">
+              <wp:posOffset>260604</wp:posOffset>
+            </wp:positionV>
+            <wp:extent cx="996697" cy="996697"/>
+            <wp:effectExtent l="0" t="0" r="0" b="0"/>
+            <wp:wrapNone/>
+            <wp:docPr id="10003" name="Picture 10003"/>
             <wp:cNvGraphicFramePr xmlns:a="http://schemas.openxmlformats.org/drawingml/2006/main">
               <a:graphicFrameLocks noChangeAspect="1"/>
             </wp:cNvGraphicFramePr>
@@ -55,7 +166,7 @@
                   <pic:spPr>
                     <a:xfrm>
                       <a:off x="0" y="0"/>
-                      <a:ext cx="7557531" cy="10693929"/>
+                      <a:ext cx="996697" cy="996697"/>
                     </a:xfrm>
                     <a:prstGeom prst="rect"/>
                   </pic:spPr>
@@ -77,12 +188,85 @@
         <w:rPr>
           <w:rFonts w:ascii="Noto Naskh Arabic" w:hAnsi="Noto Naskh Arabic" w:cs="Noto Naskh Arabic" w:eastAsia="Noto Naskh Arabic"/>
           <w:color w:val="252525"/>
+          <w:w w:val="101"/>
           <w:sz w:val="32"/>
           <w:szCs w:val="32"/>
           <w:rtl/>
           <w:lang w:bidi="ar-SA"/>
         </w:rPr>
-        <w:t>اسم العميل:</w:t>
+        <w:t>اسم</w:t>
+      </w:r>
+      <w:r>
+        <w:rPr>
+          <w:rFonts w:ascii="Noto Naskh Arabic" w:hAnsi="Noto Naskh Arabic" w:cs="Noto Naskh Arabic" w:eastAsia="Noto Naskh Arabic"/>
+          <w:color w:val="252525"/>
+          <w:spacing w:val="17"/>
+          <w:sz w:val="32"/>
+          <w:szCs w:val="32"/>
+          <w:rtl/>
+          <w:lang w:bidi="ar-SA"/>
+        </w:rPr>
+        <w:t xml:space="preserve"> </w:t>
+      </w:r>
+      <w:r>
+        <w:rPr>
+          <w:rFonts w:ascii="Noto Naskh Arabic" w:hAnsi="Noto Naskh Arabic" w:cs="Noto Naskh Arabic" w:eastAsia="Noto Naskh Arabic"/>
+          <w:color w:val="252525"/>
+          <w:w w:val="102"/>
+          <w:sz w:val="32"/>
+          <w:szCs w:val="32"/>
+          <w:rtl/>
+          <w:lang w:bidi="ar-SA"/>
+        </w:rPr>
+        <w:t>العميل:</w:t>
+      </w:r>
+      <w:r>
+        <w:rPr>
+          <w:rFonts w:ascii="Noto Naskh Arabic" w:hAnsi="Noto Naskh Arabic" w:cs="Noto Naskh Arabic" w:eastAsia="Noto Naskh Arabic"/>
+          <w:color w:val="252525"/>
+          <w:spacing w:val="4"/>
+          <w:sz w:val="32"/>
+          <w:szCs w:val="32"/>
+          <w:rtl/>
+          <w:lang w:bidi="ar-SA"/>
+        </w:rPr>
+        <w:t xml:space="preserve"> </w:t>
+      </w:r>
+      <w:r>
+        <w:rPr>
+          <w:rFonts w:ascii="Noto Naskh Arabic" w:hAnsi="Noto Naskh Arabic" w:cs="Noto Naskh Arabic" w:eastAsia="Noto Naskh Arabic"/>
+          <w:color w:val="262626"/>
+          <w:w w:val="103"/>
+          <w:sz w:val="32"/>
+          <w:szCs w:val="32"/>
+          <w:rtl/>
+          <w:lang w:bidi="ar-SA"/>
+        </w:rPr>
+        <w:t>شركة</w:t>
+      </w:r>
+      <w:r>
+        <w:rPr>
+          <w:rFonts w:ascii="Noto Naskh Arabic" w:hAnsi="Noto Naskh Arabic" w:cs="Noto Naskh Arabic" w:eastAsia="Noto Naskh Arabic"/>
+          <w:color w:val="262626"/>
+          <w:spacing w:val="2"/>
+          <w:sz w:val="32"/>
+          <w:szCs w:val="32"/>
+          <w:rtl/>
+          <w:lang w:bidi="ar-SA"/>
+        </w:rPr>
+        <w:t xml:space="preserve"> </w:t>
+      </w:r>
+      <w:r>
+        <w:rPr>
+          <w:rFonts w:ascii="Noto Naskh Arabic" w:hAnsi="Noto Naskh Arabic" w:cs="Noto Naskh Arabic" w:eastAsia="Noto Naskh Arabic"/>
+          <w:color w:val="262626"/>
+          <w:w w:val="104"/>
+          <w:sz w:val="32"/>
+          <w:szCs w:val="32"/>
+          <w:rtl/>
+          <w:lang w:bidi="ar-SA"/>
+        </w:rPr>
+        <w:t>النور</w:t>
       </w:r>
       <w:r>
         <w:rPr>
@@ -93,7 +277,19 @@
           <w:rtl/>
           <w:lang w:bidi="ar-SA"/>
         </w:rPr>
-        <w:t xml:space="preserve"> شركة النور للتجارة</w:t>
+        <w:t xml:space="preserve"> </w:t>
+      </w:r>
+      <w:r>
+        <w:rPr>
+          <w:rFonts w:ascii="Noto Naskh Arabic" w:hAnsi="Noto Naskh Arabic" w:cs="Noto Naskh Arabic" w:eastAsia="Noto Naskh Arabic"/>
+          <w:color w:val="262626"/>
+          <w:w w:val="103"/>
+          <w:sz w:val="32"/>
+          <w:szCs w:val="32"/>
+          <w:rtl/>
+          <w:lang w:bidi="ar-SA"/>
+        </w:rPr>
+        <w:t>للتجارة</w:t>
       </w:r>
     </w:p>
     <w:p>
@@ -107,6 +303,7 @@
         <w:rPr>
           <w:rFonts w:ascii="Noto Naskh Arabic" w:hAnsi="Noto Naskh Arabic" w:cs="Noto Naskh Arabic" w:eastAsia="Noto Naskh Arabic"/>
           <w:color w:val="252525"/>
+          <w:w w:val="103"/>
           <w:sz w:val="32"/>
           <w:szCs w:val="32"/>
           <w:rtl/>
@@ -117,24 +314,50 @@
       <w:r>
         <w:rPr>
           <w:rFonts w:ascii="Noto Naskh Arabic" w:hAnsi="Noto Naskh Arabic" w:cs="Noto Naskh Arabic" w:eastAsia="Noto Naskh Arabic"/>
-          <w:color w:val="262626"/>
+          <w:color w:val="252525"/>
+          <w:spacing w:val="5"/>
           <w:sz w:val="32"/>
           <w:szCs w:val="32"/>
           <w:rtl/>
           <w:lang w:bidi="ar-SA"/>
         </w:rPr>
-        <w:t xml:space="preserve"> الرباط،</w:t>
+        <w:t xml:space="preserve"> </w:t>
+      </w:r>
+      <w:r>
+        <w:rPr>
+          <w:rFonts w:ascii="Noto Naskh Arabic" w:hAnsi="Noto Naskh Arabic" w:cs="Noto Naskh Arabic" w:eastAsia="Noto Naskh Arabic"/>
+          <w:color w:val="262626"/>
+          <w:w w:val="103"/>
+          <w:sz w:val="32"/>
+          <w:szCs w:val="32"/>
+          <w:rtl/>
+          <w:lang w:bidi="ar-SA"/>
+        </w:rPr>
+        <w:t>الرباط،</w:t>
+      </w:r>
+      <w:r>
+        <w:rPr>
+          <w:rFonts w:ascii="Noto Naskh Arabic" w:hAnsi="Noto Naskh Arabic" w:cs="Noto Naskh Arabic" w:eastAsia="Noto Naskh Arabic"/>
+          <w:color w:val="262626"/>
+          <w:spacing w:val="4"/>
+          <w:sz w:val="32"/>
+          <w:szCs w:val="32"/>
+          <w:rtl/>
+          <w:lang w:bidi="ar-SA"/>
+        </w:rPr>
+        <w:t xml:space="preserve"> </w:t>
       </w:r>
       <w:r>
         <w:rPr>
           <w:rFonts w:ascii="Noto Naskh Arabic" w:hAnsi="Noto Naskh Arabic" w:cs="Noto Naskh Arabic" w:eastAsia="Noto Naskh Arabic"/>
           <w:color w:val="252525"/>
+          <w:w w:val="103"/>
           <w:sz w:val="32"/>
           <w:szCs w:val="32"/>
           <w:rtl/>
           <w:lang w:bidi="ar-SA"/>
         </w:rPr>
-        <w:t xml:space="preserve"> المغرب</w:t>
+        <w:t>المغرب</w:t>
       </w:r>
     </w:p>
     <w:p>
@@ -150,23 +373,13 @@
           <w:b/>
           <w:bCs/>
           <w:color w:val="BF0000"/>
+          <w:w w:val="102"/>
           <w:sz w:val="32"/>
           <w:szCs w:val="32"/>
           <w:rtl/>
           <w:lang w:bidi="ar-SA"/>
         </w:rPr>
-        <w:t>تاريخ الاستحقاق</w:t>
-      </w:r>
-      <w:r>
-        <w:rPr>
-          <w:rFonts w:ascii="Noto Naskh Arabic" w:hAnsi="Noto Naskh Arabic" w:cs="Noto Naskh Arabic" w:eastAsia="Noto Naskh Arabic"/>
-          <w:b/>
-          <w:bCs/>
-          <w:color w:val="BF0000"/>
-          <w:sz w:val="32"/>
-          <w:szCs w:val="32"/>
-        </w:rPr>
-        <w:t xml:space="preserve"> 15</w:t>
+        <w:t>تاريخ</w:t>
       </w:r>
       <w:r>
         <w:rPr>
@@ -179,7 +392,7 @@
           <w:rtl/>
           <w:lang w:bidi="ar-SA"/>
         </w:rPr>
-        <w:t xml:space="preserve"> مارس</w:t>
+        <w:t xml:space="preserve"> </w:t>
       </w:r>
       <w:r>
         <w:rPr>
@@ -187,25 +400,104 @@
           <w:b/>
           <w:bCs/>
           <w:color w:val="BF0000"/>
+          <w:w w:val="103"/>
+          <w:sz w:val="32"/>
+          <w:szCs w:val="32"/>
+          <w:rtl/>
+          <w:lang w:bidi="ar-SA"/>
+        </w:rPr>
+        <w:t>الاستحقاق</w:t>
+      </w:r>
+      <w:r>
+        <w:rPr>
+          <w:rFonts w:ascii="Noto Naskh Arabic" w:hAnsi="Noto Naskh Arabic" w:cs="Noto Naskh Arabic" w:eastAsia="Noto Naskh Arabic"/>
+          <w:b/>
+          <w:bCs/>
+          <w:color w:val="BF0000"/>
+          <w:spacing w:val="5"/>
+          <w:sz w:val="32"/>
+          <w:szCs w:val="32"/>
+          <w:rtl/>
+          <w:lang w:bidi="ar-SA"/>
+        </w:rPr>
+        <w:t xml:space="preserve"> </w:t>
+      </w:r>
+      <w:r>
+        <w:rPr>
+          <w:rFonts w:ascii="Noto Naskh Arabic" w:hAnsi="Noto Naskh Arabic" w:cs="Noto Naskh Arabic" w:eastAsia="Noto Naskh Arabic"/>
+          <w:b/>
+          <w:bCs/>
+          <w:color w:val="BF0000"/>
+          <w:w w:val="103"/>
           <w:sz w:val="32"/>
           <w:szCs w:val="32"/>
         </w:rPr>
-        <w:t xml:space="preserve"> 2025</w:t>
+        <w:t>‎15‎</w:t>
+      </w:r>
+      <w:r>
+        <w:rPr>
+          <w:rFonts w:ascii="Noto Naskh Arabic" w:hAnsi="Noto Naskh Arabic" w:cs="Noto Naskh Arabic" w:eastAsia="Noto Naskh Arabic"/>
+          <w:b/>
+          <w:bCs/>
+          <w:color w:val="BF0000"/>
+          <w:w w:val="96"/>
+          <w:sz w:val="32"/>
+          <w:szCs w:val="32"/>
+        </w:rPr>
+        <w:t xml:space="preserve"> </w:t>
+      </w:r>
+      <w:r>
+        <w:rPr>
+          <w:rFonts w:ascii="Noto Naskh Arabic" w:hAnsi="Noto Naskh Arabic" w:cs="Noto Naskh Arabic" w:eastAsia="Noto Naskh Arabic"/>
+          <w:b/>
+          <w:bCs/>
+          <w:color w:val="BF0000"/>
+          <w:w w:val="104"/>
+          <w:sz w:val="32"/>
+          <w:szCs w:val="32"/>
+          <w:rtl/>
+          <w:lang w:bidi="ar-SA"/>
+        </w:rPr>
+        <w:t>مارس</w:t>
+      </w:r>
+      <w:r>
+        <w:rPr>
+          <w:rFonts w:ascii="Noto Naskh Arabic" w:hAnsi="Noto Naskh Arabic" w:cs="Noto Naskh Arabic" w:eastAsia="Noto Naskh Arabic"/>
+          <w:b/>
+          <w:bCs/>
+          <w:color w:val="BF0000"/>
+          <w:spacing w:val="4"/>
+          <w:sz w:val="32"/>
+          <w:szCs w:val="32"/>
+          <w:rtl/>
+          <w:lang w:bidi="ar-SA"/>
+        </w:rPr>
+        <w:t xml:space="preserve"> </w:t>
+      </w:r>
+      <w:r>
+        <w:rPr>
+          <w:rFonts w:ascii="Noto Naskh Arabic" w:hAnsi="Noto Naskh Arabic" w:cs="Noto Naskh Arabic" w:eastAsia="Noto Naskh Arabic"/>
+          <w:b/>
+          <w:bCs/>
+          <w:color w:val="BF0000"/>
+          <w:w w:val="102"/>
+          <w:sz w:val="32"/>
+          <w:szCs w:val="32"/>
+        </w:rPr>
+        <w:t>‎2025‎</w:t>
       </w:r>
     </w:p>
     <w:p>
       <w:pPr>
         <w:widowControl w:val="0"/>
-        <w:spacing w:before="0" w:after="0" w:line="469" w:lineRule="exact"/>
+        <w:spacing w:before="0" w:after="0" w:line="451" w:lineRule="exact"/>
       </w:pPr>
     </w:p>
     <w:tbl>
       <w:tblPr>
-        <w:tblW w:type="auto" w:w="0"/>
-        <w:tblLook w:firstColumn="1" w:firstRow="1" w:lastColumn="0" w:lastRow="0" w:noHBand="0" w:noVBand="1" w:val="04A0"/>
+        <w:bidiVisual/>
         <w:tblW w:w="10440" w:type="dxa"/>
-        <w:bidiVisual/>
-        <w:tblInd w:w="13" w:type="dxa"/>
+        <w:tblInd w:w="47" w:type="dxa"/>
         <w:tblBorders>
           <w:top w:val="single" w:sz="14" w:space="0" w:color="565656"/>
           <w:left w:val="single" w:sz="14" w:space="0" w:color="565656"/>
@@ -221,6 +513,7 @@
           <w:bottom w:w="0" w:type="dxa"/>
           <w:right w:w="40" w:type="dxa"/>
         </w:tblCellMar>
+        <w:tblLook w:firstColumn="1" w:firstRow="1" w:lastColumn="0" w:lastRow="0" w:noHBand="0" w:noVBand="1" w:val="04A0"/>
       </w:tblPr>
       <w:tblGrid>
         <w:gridCol w:w="5115"/>
@@ -234,8 +527,8 @@
         <w:tc>
           <w:tcPr>
             <w:tcW w:type="dxa" w:w="3487"/>
+            <w:shd w:val="clear" w:color="auto" w:fill="CFE2F2"/>
             <w:vAlign w:val="top"/>
-            <w:shd w:val="clear" w:color="auto" w:fill="CFE2F2"/>
           </w:tcPr>
           <w:p>
             <w:pPr>
@@ -250,6 +543,7 @@
                 <w:b/>
                 <w:bCs/>
                 <w:color w:val="212121"/>
+                <w:w w:val="103"/>
                 <w:sz w:val="32"/>
                 <w:szCs w:val="32"/>
                 <w:rtl/>
@@ -262,8 +556,8 @@
         <w:tc>
           <w:tcPr>
             <w:tcW w:type="dxa" w:w="3487"/>
+            <w:shd w:val="clear" w:color="auto" w:fill="CFE2F2"/>
             <w:vAlign w:val="top"/>
-            <w:shd w:val="clear" w:color="auto" w:fill="CFE2F2"/>
           </w:tcPr>
           <w:p>
             <w:pPr>
@@ -278,6 +572,7 @@
                 <w:b/>
                 <w:bCs/>
                 <w:color w:val="212121"/>
+                <w:w w:val="103"/>
                 <w:sz w:val="32"/>
                 <w:szCs w:val="32"/>
                 <w:rtl/>
@@ -290,8 +585,8 @@
         <w:tc>
           <w:tcPr>
             <w:tcW w:type="dxa" w:w="3487"/>
+            <w:shd w:val="clear" w:color="auto" w:fill="CFE2F2"/>
             <w:vAlign w:val="top"/>
-            <w:shd w:val="clear" w:color="auto" w:fill="CFE2F2"/>
           </w:tcPr>
           <w:p>
             <w:pPr>
@@ -306,6 +601,7 @@
                 <w:b/>
                 <w:bCs/>
                 <w:color w:val="212121"/>
+                <w:w w:val="105"/>
                 <w:sz w:val="32"/>
                 <w:szCs w:val="32"/>
                 <w:rtl/>
@@ -336,6 +632,7 @@
               <w:rPr>
                 <w:rFonts w:ascii="Noto Naskh Arabic" w:hAnsi="Noto Naskh Arabic" w:cs="Noto Naskh Arabic" w:eastAsia="Noto Naskh Arabic"/>
                 <w:color w:val="252525"/>
+                <w:w w:val="103"/>
                 <w:sz w:val="32"/>
                 <w:szCs w:val="32"/>
                 <w:rtl/>
@@ -346,13 +643,25 @@
             <w:r>
               <w:rPr>
                 <w:rFonts w:ascii="Noto Naskh Arabic" w:hAnsi="Noto Naskh Arabic" w:cs="Noto Naskh Arabic" w:eastAsia="Noto Naskh Arabic"/>
-                <w:color w:val="242424"/>
+                <w:color w:val="252525"/>
                 <w:sz w:val="32"/>
                 <w:szCs w:val="32"/>
                 <w:rtl/>
                 <w:lang w:bidi="ar-SA"/>
               </w:rPr>
-              <w:t xml:space="preserve"> محمول</w:t>
+              <w:t xml:space="preserve"> </w:t>
+            </w:r>
+            <w:r>
+              <w:rPr>
+                <w:rFonts w:ascii="Noto Naskh Arabic" w:hAnsi="Noto Naskh Arabic" w:cs="Noto Naskh Arabic" w:eastAsia="Noto Naskh Arabic"/>
+                <w:color w:val="242424"/>
+                <w:w w:val="103"/>
+                <w:sz w:val="32"/>
+                <w:szCs w:val="32"/>
+                <w:rtl/>
+                <w:lang w:bidi="ar-SA"/>
+              </w:rPr>
+              <w:t>محمول</w:t>
             </w:r>
           </w:p>
         </w:tc>
@@ -371,6 +680,7 @@
               <w:rPr>
                 <w:rFonts w:ascii="Noto Naskh Arabic" w:hAnsi="Noto Naskh Arabic" w:cs="Noto Naskh Arabic" w:eastAsia="Noto Naskh Arabic"/>
                 <w:color w:val="242424"/>
+                <w:w w:val="98"/>
                 <w:sz w:val="32"/>
                 <w:szCs w:val="32"/>
               </w:rPr>
@@ -393,6 +703,7 @@
               <w:rPr>
                 <w:rFonts w:ascii="Noto Naskh Arabic" w:hAnsi="Noto Naskh Arabic" w:cs="Noto Naskh Arabic" w:eastAsia="Noto Naskh Arabic"/>
                 <w:color w:val="232323"/>
+                <w:w w:val="103"/>
                 <w:sz w:val="32"/>
                 <w:szCs w:val="32"/>
               </w:rPr>
@@ -426,7 +737,29 @@
                 <w:rtl/>
                 <w:lang w:bidi="ar-SA"/>
               </w:rPr>
-              <w:t>طابعة ليزر</w:t>
+              <w:t>طابعة</w:t>
+            </w:r>
+            <w:r>
+              <w:rPr>
+                <w:rFonts w:ascii="Noto Naskh Arabic" w:hAnsi="Noto Naskh Arabic" w:cs="Noto Naskh Arabic" w:eastAsia="Noto Naskh Arabic"/>
+                <w:color w:val="262626"/>
+                <w:sz w:val="33"/>
+                <w:szCs w:val="33"/>
+                <w:rtl/>
+                <w:lang w:bidi="ar-SA"/>
+              </w:rPr>
+              <w:t xml:space="preserve"> </w:t>
+            </w:r>
+            <w:r>
+              <w:rPr>
+                <w:rFonts w:ascii="Noto Naskh Arabic" w:hAnsi="Noto Naskh Arabic" w:cs="Noto Naskh Arabic" w:eastAsia="Noto Naskh Arabic"/>
+                <w:color w:val="262626"/>
+                <w:sz w:val="33"/>
+                <w:szCs w:val="33"/>
+                <w:rtl/>
+                <w:lang w:bidi="ar-SA"/>
+              </w:rPr>
+              <w:t>ليزر</w:t>
             </w:r>
           </w:p>
         </w:tc>
@@ -445,6 +778,7 @@
               <w:rPr>
                 <w:rFonts w:ascii="Noto Naskh Arabic" w:hAnsi="Noto Naskh Arabic" w:cs="Noto Naskh Arabic" w:eastAsia="Noto Naskh Arabic"/>
                 <w:color w:val="232323"/>
+                <w:w w:val="99"/>
                 <w:sz w:val="33"/>
                 <w:szCs w:val="33"/>
               </w:rPr>
@@ -477,7 +811,7 @@
       </w:tr>
       <w:tr>
         <w:trPr>
-          <w:trHeight w:val="864" w:hRule="atLeast"/>
+          <w:trHeight w:val="846" w:hRule="atLeast"/>
         </w:trPr>
         <w:tc>
           <w:tcPr>
@@ -495,6 +829,7 @@
               <w:rPr>
                 <w:rFonts w:ascii="Noto Naskh Arabic" w:hAnsi="Noto Naskh Arabic" w:cs="Noto Naskh Arabic" w:eastAsia="Noto Naskh Arabic"/>
                 <w:color w:val="252525"/>
+                <w:w w:val="104"/>
                 <w:sz w:val="32"/>
                 <w:szCs w:val="32"/>
                 <w:rtl/>
@@ -505,13 +840,26 @@
             <w:r>
               <w:rPr>
                 <w:rFonts w:ascii="Noto Naskh Arabic" w:hAnsi="Noto Naskh Arabic" w:cs="Noto Naskh Arabic" w:eastAsia="Noto Naskh Arabic"/>
-                <w:color w:val="262626"/>
+                <w:color w:val="252525"/>
+                <w:spacing w:val="7"/>
                 <w:sz w:val="32"/>
                 <w:szCs w:val="32"/>
                 <w:rtl/>
                 <w:lang w:bidi="ar-SA"/>
               </w:rPr>
-              <w:t xml:space="preserve"> طباعة</w:t>
+              <w:t xml:space="preserve"> </w:t>
+            </w:r>
+            <w:r>
+              <w:rPr>
+                <w:rFonts w:ascii="Noto Naskh Arabic" w:hAnsi="Noto Naskh Arabic" w:cs="Noto Naskh Arabic" w:eastAsia="Noto Naskh Arabic"/>
+                <w:color w:val="262626"/>
+                <w:w w:val="102"/>
+                <w:sz w:val="32"/>
+                <w:szCs w:val="32"/>
+                <w:rtl/>
+                <w:lang w:bidi="ar-SA"/>
+              </w:rPr>
+              <w:t>طباعة</w:t>
             </w:r>
           </w:p>
         </w:tc>
@@ -530,6 +878,7 @@
               <w:rPr>
                 <w:rFonts w:ascii="Noto Naskh Arabic" w:hAnsi="Noto Naskh Arabic" w:cs="Noto Naskh Arabic" w:eastAsia="Noto Naskh Arabic"/>
                 <w:color w:val="232323"/>
+                <w:w w:val="102"/>
                 <w:sz w:val="32"/>
                 <w:szCs w:val="32"/>
               </w:rPr>
@@ -552,6 +901,7 @@
               <w:rPr>
                 <w:rFonts w:ascii="Noto Naskh Arabic" w:hAnsi="Noto Naskh Arabic" w:cs="Noto Naskh Arabic" w:eastAsia="Noto Naskh Arabic"/>
                 <w:color w:val="242424"/>
+                <w:w w:val="102"/>
                 <w:sz w:val="32"/>
                 <w:szCs w:val="32"/>
               </w:rPr>
@@ -579,7 +929,49 @@
           <w:rtl/>
           <w:lang w:bidi="ar-SA"/>
         </w:rPr>
-        <w:t>المجموع الكلي:</w:t>
+        <w:t>المجموع</w:t>
+      </w:r>
+      <w:r>
+        <w:rPr>
+          <w:rFonts w:ascii="Noto Naskh Arabic" w:hAnsi="Noto Naskh Arabic" w:cs="Noto Naskh Arabic" w:eastAsia="Noto Naskh Arabic"/>
+          <w:b/>
+          <w:bCs/>
+          <w:color w:val="0A5394"/>
+          <w:w w:val="97"/>
+          <w:sz w:val="42"/>
+          <w:szCs w:val="42"/>
+          <w:rtl/>
+          <w:lang w:bidi="ar-SA"/>
+        </w:rPr>
+        <w:t xml:space="preserve"> </w:t>
+      </w:r>
+      <w:r>
+        <w:rPr>
+          <w:rFonts w:ascii="Noto Naskh Arabic" w:hAnsi="Noto Naskh Arabic" w:cs="Noto Naskh Arabic" w:eastAsia="Noto Naskh Arabic"/>
+          <w:b/>
+          <w:bCs/>
+          <w:color w:val="0A5394"/>
+          <w:w w:val="101"/>
+          <w:sz w:val="42"/>
+          <w:szCs w:val="42"/>
+          <w:rtl/>
+          <w:lang w:bidi="ar-SA"/>
+        </w:rPr>
+        <w:t>الكلي:</w:t>
+      </w:r>
+      <w:r>
+        <w:rPr>
+          <w:rFonts w:ascii="Noto Naskh Arabic" w:hAnsi="Noto Naskh Arabic" w:cs="Noto Naskh Arabic" w:eastAsia="Noto Naskh Arabic"/>
+          <w:b/>
+          <w:bCs/>
+          <w:color w:val="0A5394"/>
+          <w:w w:val="97"/>
+          <w:sz w:val="42"/>
+          <w:szCs w:val="42"/>
+          <w:rtl/>
+          <w:lang w:bidi="ar-SA"/>
+        </w:rPr>
+        <w:t xml:space="preserve"> </w:t>
       </w:r>
       <w:r>
         <w:rPr>
@@ -590,7 +982,7 @@
           <w:sz w:val="42"/>
           <w:szCs w:val="42"/>
         </w:rPr>
-        <w:t xml:space="preserve"> 19750</w:t>
+        <w:t>‎19750‎</w:t>
       </w:r>
       <w:r>
         <w:rPr>
@@ -598,12 +990,25 @@
           <w:b/>
           <w:bCs/>
           <w:color w:val="0A5394"/>
+          <w:spacing w:val="1"/>
+          <w:sz w:val="42"/>
+          <w:szCs w:val="42"/>
+        </w:rPr>
+        <w:t xml:space="preserve"> </w:t>
+      </w:r>
+      <w:r>
+        <w:rPr>
+          <w:rFonts w:ascii="Noto Naskh Arabic" w:hAnsi="Noto Naskh Arabic" w:cs="Noto Naskh Arabic" w:eastAsia="Noto Naskh Arabic"/>
+          <w:b/>
+          <w:bCs/>
+          <w:color w:val="0A5394"/>
+          <w:w w:val="99"/>
           <w:sz w:val="42"/>
           <w:szCs w:val="42"/>
           <w:rtl/>
           <w:lang w:bidi="ar-SA"/>
         </w:rPr>
-        <w:t xml:space="preserve"> درهم</w:t>
+        <w:t>درهم</w:t>
       </w:r>
     </w:p>
     <w:p>
@@ -616,6 +1021,7 @@
         <w:rPr>
           <w:rFonts w:ascii="Noto Sans" w:hAnsi="Noto Sans" w:cs="Noto Sans" w:eastAsia="Noto Sans"/>
           <w:color w:val="3B7720"/>
+          <w:w w:val="99"/>
           <w:sz w:val="30"/>
           <w:szCs w:val="30"/>
         </w:rPr>
@@ -624,11 +1030,71 @@
       <w:r>
         <w:rPr>
           <w:rFonts w:ascii="Noto Sans" w:hAnsi="Noto Sans" w:cs="Noto Sans" w:eastAsia="Noto Sans"/>
+          <w:color w:val="3B7720"/>
+          <w:spacing w:val="5"/>
+          <w:sz w:val="30"/>
+          <w:szCs w:val="30"/>
+        </w:rPr>
+        <w:t xml:space="preserve"> </w:t>
+      </w:r>
+      <w:r>
+        <w:rPr>
+          <w:rFonts w:ascii="Noto Sans" w:hAnsi="Noto Sans" w:cs="Noto Sans" w:eastAsia="Noto Sans"/>
+          <w:color w:val="3A771F"/>
+          <w:w w:val="99"/>
+          <w:sz w:val="30"/>
+          <w:szCs w:val="30"/>
+        </w:rPr>
+        <w:t>you</w:t>
+      </w:r>
+      <w:r>
+        <w:rPr>
+          <w:rFonts w:ascii="Noto Sans" w:hAnsi="Noto Sans" w:cs="Noto Sans" w:eastAsia="Noto Sans"/>
+          <w:color w:val="3A771F"/>
+          <w:w w:val="97"/>
+          <w:sz w:val="30"/>
+          <w:szCs w:val="30"/>
+        </w:rPr>
+        <w:t xml:space="preserve"> </w:t>
+      </w:r>
+      <w:r>
+        <w:rPr>
+          <w:rFonts w:ascii="Noto Sans" w:hAnsi="Noto Sans" w:cs="Noto Sans" w:eastAsia="Noto Sans"/>
+          <w:color w:val="3A771F"/>
+          <w:w w:val="98"/>
+          <w:sz w:val="30"/>
+          <w:szCs w:val="30"/>
+        </w:rPr>
+        <w:t>for</w:t>
+      </w:r>
+      <w:r>
+        <w:rPr>
+          <w:rFonts w:ascii="Noto Sans" w:hAnsi="Noto Sans" w:cs="Noto Sans" w:eastAsia="Noto Sans"/>
+          <w:color w:val="3A771F"/>
+          <w:spacing w:val="8"/>
+          <w:sz w:val="30"/>
+          <w:szCs w:val="30"/>
+        </w:rPr>
+        <w:t xml:space="preserve"> </w:t>
+      </w:r>
+      <w:r>
+        <w:rPr>
+          <w:rFonts w:ascii="Noto Sans" w:hAnsi="Noto Sans" w:cs="Noto Sans" w:eastAsia="Noto Sans"/>
           <w:color w:val="3A771F"/>
           <w:sz w:val="30"/>
           <w:szCs w:val="30"/>
         </w:rPr>
-        <w:t xml:space="preserve"> you for your</w:t>
+        <w:t>your</w:t>
+      </w:r>
+      <w:r>
+        <w:rPr>
+          <w:rFonts w:ascii="Noto Sans" w:hAnsi="Noto Sans" w:cs="Noto Sans" w:eastAsia="Noto Sans"/>
+          <w:color w:val="3A771F"/>
+          <w:spacing w:val="5"/>
+          <w:sz w:val="30"/>
+          <w:szCs w:val="30"/>
+        </w:rPr>
+        <w:t xml:space="preserve"> </w:t>
       </w:r>
       <w:r>
         <w:rPr>
@@ -637,7 +1103,17 @@
           <w:sz w:val="30"/>
           <w:szCs w:val="30"/>
         </w:rPr>
-        <w:t xml:space="preserve"> business.</w:t>
+        <w:t>business.</w:t>
+      </w:r>
+      <w:r>
+        <w:rPr>
+          <w:rFonts w:ascii="Noto Sans" w:hAnsi="Noto Sans" w:cs="Noto Sans" w:eastAsia="Noto Sans"/>
+          <w:color w:val="3A7720"/>
+          <w:spacing w:val="1"/>
+          <w:sz w:val="30"/>
+          <w:szCs w:val="30"/>
+        </w:rPr>
+        <w:t xml:space="preserve"> </w:t>
       </w:r>
       <w:r>
         <w:rPr>
@@ -646,7 +1122,45 @@
           <w:sz w:val="30"/>
           <w:szCs w:val="30"/>
         </w:rPr>
-        <w:t xml:space="preserve"> Invoice No. 2025-0042</w:t>
+        <w:t>Invoice</w:t>
+      </w:r>
+      <w:r>
+        <w:rPr>
+          <w:rFonts w:ascii="Noto Sans" w:hAnsi="Noto Sans" w:cs="Noto Sans" w:eastAsia="Noto Sans"/>
+          <w:color w:val="3A771F"/>
+          <w:spacing w:val="3"/>
+          <w:sz w:val="30"/>
+          <w:szCs w:val="30"/>
+        </w:rPr>
+        <w:t xml:space="preserve"> </w:t>
+      </w:r>
+      <w:r>
+        <w:rPr>
+          <w:rFonts w:ascii="Noto Sans" w:hAnsi="Noto Sans" w:cs="Noto Sans" w:eastAsia="Noto Sans"/>
+          <w:color w:val="3A771F"/>
+          <w:sz w:val="30"/>
+          <w:szCs w:val="30"/>
+        </w:rPr>
+        <w:t>No.</w:t>
+      </w:r>
+      <w:r>
+        <w:rPr>
+          <w:rFonts w:ascii="Noto Sans" w:hAnsi="Noto Sans" w:cs="Noto Sans" w:eastAsia="Noto Sans"/>
+          <w:color w:val="3A771F"/>
+          <w:spacing w:val="2"/>
+          <w:sz w:val="30"/>
+          <w:szCs w:val="30"/>
+        </w:rPr>
+        <w:t xml:space="preserve"> </w:t>
+      </w:r>
+      <w:r>
+        <w:rPr>
+          <w:rFonts w:ascii="Noto Sans" w:hAnsi="Noto Sans" w:cs="Noto Sans" w:eastAsia="Noto Sans"/>
+          <w:color w:val="3A771F"/>
+          <w:sz w:val="30"/>
+          <w:szCs w:val="30"/>
+        </w:rPr>
+        <w:t>2025-0042</w:t>
       </w:r>
     </w:p>
     <w:sectPr>
